--- a/reports/COMM7660_Phase1_report.docx
+++ b/reports/COMM7660_Phase1_report.docx
@@ -18,11 +18,11 @@
         <w:br/>
       </w:r>
       <w:r>
-        <w:t>Student: ____________________</w:t>
+        <w:t>Student: Cao Yuquan</w:t>
         <w:br/>
       </w:r>
       <w:r>
-        <w:t>Student identifier: ____________</w:t>
+        <w:t>Student identifier: 26366290</w:t>
         <w:br/>
       </w:r>
       <w:r>
@@ -30,11 +30,11 @@
         <w:br/>
       </w:r>
       <w:r>
-        <w:t>Repository: _(GitHub URL to be entered by the student)_</w:t>
+        <w:t>Repository: https://github.com/706617514-blip/COMM7660-CaoYuquan-ReceptionBaseline</w:t>
         <w:br/>
       </w:r>
       <w:r>
-        <w:t>Collaborator: fffchaobu — invited _(date)_ — status _(pending / accepted)_</w:t>
+        <w:t>Collaborator: fffchaobu — invited 2026-10-13 — status pending</w:t>
         <w:br/>
       </w:r>
       <w:r>

--- a/reports/COMM7660_Phase1_report.docx
+++ b/reports/COMM7660_Phase1_report.docx
@@ -34,7 +34,7 @@
         <w:br/>
       </w:r>
       <w:r>
-        <w:t>Collaborator: fffchaobu — invited 2026-10-13 — status pending</w:t>
+        <w:t>Collaborator: fffchaobu — invited 2026-10-13 — status accepted</w:t>
         <w:br/>
       </w:r>
       <w:r>

--- a/reports/COMM7660_Phase1_report.docx
+++ b/reports/COMM7660_Phase1_report.docx
@@ -42,7 +42,7 @@
         <w:br/>
       </w:r>
       <w:r>
-        <w:t>Full commit identifier: _(to be entered by the student at tag time)_</w:t>
+        <w:t>Full commit identifier: 43e2dbde3962e458397211133fc2f0fd05b061dd</w:t>
         <w:br/>
       </w:r>
     </w:p>

--- a/reports/COMM7660_Phase1_report.docx
+++ b/reports/COMM7660_Phase1_report.docx
@@ -42,7 +42,7 @@
         <w:br/>
       </w:r>
       <w:r>
-        <w:t>Full commit identifier: 43e2dbde3962e458397211133fc2f0fd05b061dd</w:t>
+        <w:t>Full commit identifier: 3e7f65e3b9bac55bc06e5e8641b2707836528891</w:t>
         <w:br/>
       </w:r>
     </w:p>
